--- a/fuentes/CFA_02_33130242_DU.docx
+++ b/fuentes/CFA_02_33130242_DU.docx
@@ -325,7 +325,7 @@
                               <w:rPr>
                                 <w:lang w:val="es-MX"/>
                               </w:rPr>
-                              <w:t xml:space="preserve"> y valoración de apoyos</w:t>
+                              <w:t xml:space="preserve"> valoración de apoyos</w:t>
                             </w:r>
                           </w:p>
                           <w:p>
@@ -405,7 +405,7 @@
                         <w:rPr>
                           <w:lang w:val="es-MX"/>
                         </w:rPr>
-                        <w:t xml:space="preserve"> y valoración de apoyos</w:t>
+                        <w:t xml:space="preserve"> valoración de apoyos</w:t>
                       </w:r>
                     </w:p>
                     <w:p>
@@ -692,7 +692,7 @@
             </w:rPr>
             <w:fldChar w:fldCharType="separate"/>
           </w:r>
-          <w:hyperlink w:anchor="_Toc213792998" w:history="1">
+          <w:hyperlink w:anchor="_Toc215598981" w:history="1">
             <w:r>
               <w:rPr>
                 <w:rStyle w:val="Hipervnculo"/>
@@ -719,7 +719,7 @@
                 <w:noProof/>
                 <w:webHidden/>
               </w:rPr>
-              <w:instrText xml:space="preserve"> PAGEREF _Toc213792998 \h </w:instrText>
+              <w:instrText xml:space="preserve"> PAGEREF _Toc215598981 \h </w:instrText>
             </w:r>
             <w:r>
               <w:rPr>
@@ -765,7 +765,7 @@
               <w14:ligatures w14:val="none"/>
             </w:rPr>
           </w:pPr>
-          <w:hyperlink w:anchor="_Toc213792999" w:history="1">
+          <w:hyperlink w:anchor="_Toc215598982" w:history="1">
             <w:r>
               <w:rPr>
                 <w:rStyle w:val="Hipervnculo"/>
@@ -810,7 +810,7 @@
                 <w:noProof/>
                 <w:webHidden/>
               </w:rPr>
-              <w:instrText xml:space="preserve"> PAGEREF _Toc213792999 \h </w:instrText>
+              <w:instrText xml:space="preserve"> PAGEREF _Toc215598982 \h </w:instrText>
             </w:r>
             <w:r>
               <w:rPr>
@@ -853,7 +853,7 @@
               <w14:ligatures w14:val="none"/>
             </w:rPr>
           </w:pPr>
-          <w:hyperlink w:anchor="_Toc213793000" w:history="1">
+          <w:hyperlink w:anchor="_Toc215598983" w:history="1">
             <w:r>
               <w:rPr>
                 <w:rStyle w:val="Hipervnculo"/>
@@ -863,16 +863,20 @@
             </w:r>
             <w:r>
               <w:rPr>
+                <w:rFonts w:eastAsiaTheme="minorEastAsia"/>
+                <w:noProof/>
+                <w:kern w:val="0"/>
+                <w:sz w:val="22"/>
+                <w:lang w:eastAsia="es-CO"/>
+                <w14:ligatures w14:val="none"/>
+              </w:rPr>
+              <w:tab/>
+            </w:r>
+            <w:r>
+              <w:rPr>
                 <w:rStyle w:val="Hipervnculo"/>
                 <w:noProof/>
               </w:rPr>
-              <w:t xml:space="preserve"> </w:t>
-            </w:r>
-            <w:r>
-              <w:rPr>
-                <w:rStyle w:val="Hipervnculo"/>
-                <w:noProof/>
-              </w:rPr>
               <w:t>Descripción</w:t>
             </w:r>
             <w:r>
@@ -894,7 +898,7 @@
                 <w:noProof/>
                 <w:webHidden/>
               </w:rPr>
-              <w:instrText xml:space="preserve"> PAGEREF _Toc213793000 \h </w:instrText>
+              <w:instrText xml:space="preserve"> PAGEREF _Toc215598983 \h </w:instrText>
             </w:r>
             <w:r>
               <w:rPr>
@@ -937,7 +941,7 @@
               <w14:ligatures w14:val="none"/>
             </w:rPr>
           </w:pPr>
-          <w:hyperlink w:anchor="_Toc213793001" w:history="1">
+          <w:hyperlink w:anchor="_Toc215598984" w:history="1">
             <w:r>
               <w:rPr>
                 <w:rStyle w:val="Hipervnculo"/>
@@ -947,16 +951,20 @@
             </w:r>
             <w:r>
               <w:rPr>
+                <w:rFonts w:eastAsiaTheme="minorEastAsia"/>
+                <w:noProof/>
+                <w:kern w:val="0"/>
+                <w:sz w:val="22"/>
+                <w:lang w:eastAsia="es-CO"/>
+                <w14:ligatures w14:val="none"/>
+              </w:rPr>
+              <w:tab/>
+            </w:r>
+            <w:r>
+              <w:rPr>
                 <w:rStyle w:val="Hipervnculo"/>
                 <w:noProof/>
               </w:rPr>
-              <w:t xml:space="preserve"> </w:t>
-            </w:r>
-            <w:r>
-              <w:rPr>
-                <w:rStyle w:val="Hipervnculo"/>
-                <w:noProof/>
-              </w:rPr>
               <w:t>Antecedentes</w:t>
             </w:r>
             <w:r>
@@ -978,7 +986,7 @@
                 <w:noProof/>
                 <w:webHidden/>
               </w:rPr>
-              <w:instrText xml:space="preserve"> PAGEREF _Toc213793001 \h </w:instrText>
+              <w:instrText xml:space="preserve"> PAGEREF _Toc215598984 \h </w:instrText>
             </w:r>
             <w:r>
               <w:rPr>
@@ -1024,7 +1032,7 @@
               <w14:ligatures w14:val="none"/>
             </w:rPr>
           </w:pPr>
-          <w:hyperlink w:anchor="_Toc213793002" w:history="1">
+          <w:hyperlink w:anchor="_Toc215598985" w:history="1">
             <w:r>
               <w:rPr>
                 <w:rStyle w:val="Hipervnculo"/>
@@ -1069,7 +1077,7 @@
                 <w:noProof/>
                 <w:webHidden/>
               </w:rPr>
-              <w:instrText xml:space="preserve"> PAGEREF _Toc213793002 \h </w:instrText>
+              <w:instrText xml:space="preserve"> PAGEREF _Toc215598985 \h </w:instrText>
             </w:r>
             <w:r>
               <w:rPr>
@@ -1112,7 +1120,7 @@
               <w14:ligatures w14:val="none"/>
             </w:rPr>
           </w:pPr>
-          <w:hyperlink w:anchor="_Toc213793003" w:history="1">
+          <w:hyperlink w:anchor="_Toc215598986" w:history="1">
             <w:r>
               <w:rPr>
                 <w:rStyle w:val="Hipervnculo"/>
@@ -1122,16 +1130,20 @@
             </w:r>
             <w:r>
               <w:rPr>
+                <w:rFonts w:eastAsiaTheme="minorEastAsia"/>
+                <w:noProof/>
+                <w:kern w:val="0"/>
+                <w:sz w:val="22"/>
+                <w:lang w:eastAsia="es-CO"/>
+                <w14:ligatures w14:val="none"/>
+              </w:rPr>
+              <w:tab/>
+            </w:r>
+            <w:r>
+              <w:rPr>
                 <w:rStyle w:val="Hipervnculo"/>
                 <w:noProof/>
               </w:rPr>
-              <w:t xml:space="preserve"> </w:t>
-            </w:r>
-            <w:r>
-              <w:rPr>
-                <w:rStyle w:val="Hipervnculo"/>
-                <w:noProof/>
-              </w:rPr>
               <w:t>Habilidades de la persona facilitadora</w:t>
             </w:r>
             <w:r>
@@ -1153,7 +1165,7 @@
                 <w:noProof/>
                 <w:webHidden/>
               </w:rPr>
-              <w:instrText xml:space="preserve"> PAGEREF _Toc213793003 \h </w:instrText>
+              <w:instrText xml:space="preserve"> PAGEREF _Toc215598986 \h </w:instrText>
             </w:r>
             <w:r>
               <w:rPr>
@@ -1196,7 +1208,7 @@
               <w14:ligatures w14:val="none"/>
             </w:rPr>
           </w:pPr>
-          <w:hyperlink w:anchor="_Toc213793004" w:history="1">
+          <w:hyperlink w:anchor="_Toc215598987" w:history="1">
             <w:r>
               <w:rPr>
                 <w:rStyle w:val="Hipervnculo"/>
@@ -1207,18 +1219,21 @@
             </w:r>
             <w:r>
               <w:rPr>
+                <w:rFonts w:eastAsiaTheme="minorEastAsia"/>
+                <w:noProof/>
+                <w:kern w:val="0"/>
+                <w:sz w:val="22"/>
+                <w:lang w:eastAsia="es-CO"/>
+                <w14:ligatures w14:val="none"/>
+              </w:rPr>
+              <w:tab/>
+            </w:r>
+            <w:r>
+              <w:rPr>
                 <w:rStyle w:val="Hipervnculo"/>
                 <w:rFonts w:eastAsia="Times New Roman"/>
                 <w:noProof/>
               </w:rPr>
-              <w:t xml:space="preserve"> </w:t>
-            </w:r>
-            <w:r>
-              <w:rPr>
-                <w:rStyle w:val="Hipervnculo"/>
-                <w:rFonts w:eastAsia="Times New Roman"/>
-                <w:noProof/>
-              </w:rPr>
               <w:t>¿Qué no es una valoración de apoyos?</w:t>
             </w:r>
             <w:r>
@@ -1240,7 +1255,7 @@
                 <w:noProof/>
                 <w:webHidden/>
               </w:rPr>
-              <w:instrText xml:space="preserve"> PAGEREF _Toc213793004 \h </w:instrText>
+              <w:instrText xml:space="preserve"> PAGEREF _Toc215598987 \h </w:instrText>
             </w:r>
             <w:r>
               <w:rPr>
@@ -1286,7 +1301,7 @@
               <w14:ligatures w14:val="none"/>
             </w:rPr>
           </w:pPr>
-          <w:hyperlink w:anchor="_Toc213793005" w:history="1">
+          <w:hyperlink w:anchor="_Toc215598988" w:history="1">
             <w:r>
               <w:rPr>
                 <w:rStyle w:val="Hipervnculo"/>
@@ -1331,7 +1346,7 @@
                 <w:noProof/>
                 <w:webHidden/>
               </w:rPr>
-              <w:instrText xml:space="preserve"> PAGEREF _Toc213793005 \h </w:instrText>
+              <w:instrText xml:space="preserve"> PAGEREF _Toc215598988 \h </w:instrText>
             </w:r>
             <w:r>
               <w:rPr>
@@ -1374,7 +1389,7 @@
               <w14:ligatures w14:val="none"/>
             </w:rPr>
           </w:pPr>
-          <w:hyperlink w:anchor="_Toc213793006" w:history="1">
+          <w:hyperlink w:anchor="_Toc215598989" w:history="1">
             <w:r>
               <w:rPr>
                 <w:rStyle w:val="Hipervnculo"/>
@@ -1384,16 +1399,20 @@
             </w:r>
             <w:r>
               <w:rPr>
+                <w:rFonts w:eastAsiaTheme="minorEastAsia"/>
+                <w:noProof/>
+                <w:kern w:val="0"/>
+                <w:sz w:val="22"/>
+                <w:lang w:eastAsia="es-CO"/>
+                <w14:ligatures w14:val="none"/>
+              </w:rPr>
+              <w:tab/>
+            </w:r>
+            <w:r>
+              <w:rPr>
                 <w:rStyle w:val="Hipervnculo"/>
                 <w:noProof/>
               </w:rPr>
-              <w:t xml:space="preserve"> </w:t>
-            </w:r>
-            <w:r>
-              <w:rPr>
-                <w:rStyle w:val="Hipervnculo"/>
-                <w:noProof/>
-              </w:rPr>
               <w:t>Contenido de la solicitud</w:t>
             </w:r>
             <w:r>
@@ -1415,7 +1434,7 @@
                 <w:noProof/>
                 <w:webHidden/>
               </w:rPr>
-              <w:instrText xml:space="preserve"> PAGEREF _Toc213793006 \h </w:instrText>
+              <w:instrText xml:space="preserve"> PAGEREF _Toc215598989 \h </w:instrText>
             </w:r>
             <w:r>
               <w:rPr>
@@ -1458,7 +1477,7 @@
               <w14:ligatures w14:val="none"/>
             </w:rPr>
           </w:pPr>
-          <w:hyperlink w:anchor="_Toc213793007" w:history="1">
+          <w:hyperlink w:anchor="_Toc215598990" w:history="1">
             <w:r>
               <w:rPr>
                 <w:rStyle w:val="Hipervnculo"/>
@@ -1468,16 +1487,20 @@
             </w:r>
             <w:r>
               <w:rPr>
+                <w:rFonts w:eastAsiaTheme="minorEastAsia"/>
+                <w:noProof/>
+                <w:kern w:val="0"/>
+                <w:sz w:val="22"/>
+                <w:lang w:eastAsia="es-CO"/>
+                <w14:ligatures w14:val="none"/>
+              </w:rPr>
+              <w:tab/>
+            </w:r>
+            <w:r>
+              <w:rPr>
                 <w:rStyle w:val="Hipervnculo"/>
                 <w:noProof/>
               </w:rPr>
-              <w:t xml:space="preserve"> </w:t>
-            </w:r>
-            <w:r>
-              <w:rPr>
-                <w:rStyle w:val="Hipervnculo"/>
-                <w:noProof/>
-              </w:rPr>
               <w:t>Preparación o aprestamiento de la valoración de apoyos</w:t>
             </w:r>
             <w:r>
@@ -1499,7 +1522,7 @@
                 <w:noProof/>
                 <w:webHidden/>
               </w:rPr>
-              <w:instrText xml:space="preserve"> PAGEREF _Toc213793007 \h </w:instrText>
+              <w:instrText xml:space="preserve"> PAGEREF _Toc215598990 \h </w:instrText>
             </w:r>
             <w:r>
               <w:rPr>
@@ -1533,7 +1556,6 @@
         <w:p>
           <w:pPr>
             <w:pStyle w:val="TDC2"/>
-            <w:ind w:left="1416" w:hanging="427"/>
             <w:rPr>
               <w:rFonts w:eastAsiaTheme="minorEastAsia"/>
               <w:noProof/>
@@ -1543,7 +1565,7 @@
               <w14:ligatures w14:val="none"/>
             </w:rPr>
           </w:pPr>
-          <w:hyperlink w:anchor="_Toc213793008" w:history="1">
+          <w:hyperlink w:anchor="_Toc215598991" w:history="1">
             <w:r>
               <w:rPr>
                 <w:rStyle w:val="Hipervnculo"/>
@@ -1567,21 +1589,7 @@
                 <w:rStyle w:val="Hipervnculo"/>
                 <w:noProof/>
               </w:rPr>
-              <w:t xml:space="preserve">Entrevista previa: consideraciones y recomendaciones para tener en </w:t>
-            </w:r>
-            <w:r>
-              <w:rPr>
-                <w:rStyle w:val="Hipervnculo"/>
-                <w:noProof/>
-              </w:rPr>
-              <w:t xml:space="preserve">              c</w:t>
-            </w:r>
-            <w:r>
-              <w:rPr>
-                <w:rStyle w:val="Hipervnculo"/>
-                <w:noProof/>
-              </w:rPr>
-              <w:t>uenta</w:t>
+              <w:t>Entrevista previa: consideraciones y recomendaciones para tener en cuenta</w:t>
             </w:r>
             <w:r>
               <w:rPr>
@@ -1602,7 +1610,7 @@
                 <w:noProof/>
                 <w:webHidden/>
               </w:rPr>
-              <w:instrText xml:space="preserve"> PAGEREF _Toc213793008 \h </w:instrText>
+              <w:instrText xml:space="preserve"> PAGEREF _Toc215598991 \h </w:instrText>
             </w:r>
             <w:r>
               <w:rPr>
@@ -1648,7 +1656,7 @@
               <w14:ligatures w14:val="none"/>
             </w:rPr>
           </w:pPr>
-          <w:hyperlink w:anchor="_Toc213793009" w:history="1">
+          <w:hyperlink w:anchor="_Toc215598992" w:history="1">
             <w:r>
               <w:rPr>
                 <w:rStyle w:val="Hipervnculo"/>
@@ -1693,7 +1701,7 @@
                 <w:noProof/>
                 <w:webHidden/>
               </w:rPr>
-              <w:instrText xml:space="preserve"> PAGEREF _Toc213793009 \h </w:instrText>
+              <w:instrText xml:space="preserve"> PAGEREF _Toc215598992 \h </w:instrText>
             </w:r>
             <w:r>
               <w:rPr>
@@ -1736,7 +1744,7 @@
               <w14:ligatures w14:val="none"/>
             </w:rPr>
           </w:pPr>
-          <w:hyperlink w:anchor="_Toc213793010" w:history="1">
+          <w:hyperlink w:anchor="_Toc215598993" w:history="1">
             <w:r>
               <w:rPr>
                 <w:rStyle w:val="Hipervnculo"/>
@@ -1746,16 +1754,20 @@
             </w:r>
             <w:r>
               <w:rPr>
+                <w:rFonts w:eastAsiaTheme="minorEastAsia"/>
+                <w:noProof/>
+                <w:kern w:val="0"/>
+                <w:sz w:val="22"/>
+                <w:lang w:eastAsia="es-CO"/>
+                <w14:ligatures w14:val="none"/>
+              </w:rPr>
+              <w:tab/>
+            </w:r>
+            <w:r>
+              <w:rPr>
                 <w:rStyle w:val="Hipervnculo"/>
                 <w:noProof/>
               </w:rPr>
-              <w:t xml:space="preserve"> </w:t>
-            </w:r>
-            <w:r>
-              <w:rPr>
-                <w:rStyle w:val="Hipervnculo"/>
-                <w:noProof/>
-              </w:rPr>
               <w:t>Asistencias personales y apoyos humanos</w:t>
             </w:r>
             <w:r>
@@ -1777,7 +1789,7 @@
                 <w:noProof/>
                 <w:webHidden/>
               </w:rPr>
-              <w:instrText xml:space="preserve"> PAGEREF _Toc213793010 \h </w:instrText>
+              <w:instrText xml:space="preserve"> PAGEREF _Toc215598993 \h </w:instrText>
             </w:r>
             <w:r>
               <w:rPr>
@@ -1820,7 +1832,7 @@
               <w14:ligatures w14:val="none"/>
             </w:rPr>
           </w:pPr>
-          <w:hyperlink w:anchor="_Toc213793011" w:history="1">
+          <w:hyperlink w:anchor="_Toc215598994" w:history="1">
             <w:r>
               <w:rPr>
                 <w:rStyle w:val="Hipervnculo"/>
@@ -1830,16 +1842,20 @@
             </w:r>
             <w:r>
               <w:rPr>
+                <w:rFonts w:eastAsiaTheme="minorEastAsia"/>
+                <w:noProof/>
+                <w:kern w:val="0"/>
+                <w:sz w:val="22"/>
+                <w:lang w:eastAsia="es-CO"/>
+                <w14:ligatures w14:val="none"/>
+              </w:rPr>
+              <w:tab/>
+            </w:r>
+            <w:r>
+              <w:rPr>
                 <w:rStyle w:val="Hipervnculo"/>
                 <w:noProof/>
               </w:rPr>
-              <w:t xml:space="preserve"> </w:t>
-            </w:r>
-            <w:r>
-              <w:rPr>
-                <w:rStyle w:val="Hipervnculo"/>
-                <w:noProof/>
-              </w:rPr>
               <w:t>Ayudas vivas</w:t>
             </w:r>
             <w:r>
@@ -1861,7 +1877,7 @@
                 <w:noProof/>
                 <w:webHidden/>
               </w:rPr>
-              <w:instrText xml:space="preserve"> PAGEREF _Toc213793011 \h </w:instrText>
+              <w:instrText xml:space="preserve"> PAGEREF _Toc215598994 \h </w:instrText>
             </w:r>
             <w:r>
               <w:rPr>
@@ -1904,7 +1920,7 @@
               <w14:ligatures w14:val="none"/>
             </w:rPr>
           </w:pPr>
-          <w:hyperlink w:anchor="_Toc213793012" w:history="1">
+          <w:hyperlink w:anchor="_Toc215598995" w:history="1">
             <w:r>
               <w:rPr>
                 <w:rStyle w:val="Hipervnculo"/>
@@ -1914,16 +1930,20 @@
             </w:r>
             <w:r>
               <w:rPr>
+                <w:rFonts w:eastAsiaTheme="minorEastAsia"/>
+                <w:noProof/>
+                <w:kern w:val="0"/>
+                <w:sz w:val="22"/>
+                <w:lang w:eastAsia="es-CO"/>
+                <w14:ligatures w14:val="none"/>
+              </w:rPr>
+              <w:tab/>
+            </w:r>
+            <w:r>
+              <w:rPr>
                 <w:rStyle w:val="Hipervnculo"/>
                 <w:noProof/>
               </w:rPr>
-              <w:t xml:space="preserve"> </w:t>
-            </w:r>
-            <w:r>
-              <w:rPr>
-                <w:rStyle w:val="Hipervnculo"/>
-                <w:noProof/>
-              </w:rPr>
               <w:t>Apoyos tecnológicos y técnicos</w:t>
             </w:r>
             <w:r>
@@ -1945,7 +1965,7 @@
                 <w:noProof/>
                 <w:webHidden/>
               </w:rPr>
-              <w:instrText xml:space="preserve"> PAGEREF _Toc213793012 \h </w:instrText>
+              <w:instrText xml:space="preserve"> PAGEREF _Toc215598995 \h </w:instrText>
             </w:r>
             <w:r>
               <w:rPr>
@@ -1988,7 +2008,7 @@
               <w14:ligatures w14:val="none"/>
             </w:rPr>
           </w:pPr>
-          <w:hyperlink w:anchor="_Toc213793013" w:history="1">
+          <w:hyperlink w:anchor="_Toc215598996" w:history="1">
             <w:r>
               <w:rPr>
                 <w:rStyle w:val="Hipervnculo"/>
@@ -2015,7 +2035,7 @@
                 <w:noProof/>
                 <w:webHidden/>
               </w:rPr>
-              <w:instrText xml:space="preserve"> PAGEREF _Toc213793013 \h </w:instrText>
+              <w:instrText xml:space="preserve"> PAGEREF _Toc215598996 \h </w:instrText>
             </w:r>
             <w:r>
               <w:rPr>
@@ -2058,7 +2078,7 @@
               <w14:ligatures w14:val="none"/>
             </w:rPr>
           </w:pPr>
-          <w:hyperlink w:anchor="_Toc213793014" w:history="1">
+          <w:hyperlink w:anchor="_Toc215598997" w:history="1">
             <w:r>
               <w:rPr>
                 <w:rStyle w:val="Hipervnculo"/>
@@ -2085,7 +2105,7 @@
                 <w:noProof/>
                 <w:webHidden/>
               </w:rPr>
-              <w:instrText xml:space="preserve"> PAGEREF _Toc213793014 \h </w:instrText>
+              <w:instrText xml:space="preserve"> PAGEREF _Toc215598997 \h </w:instrText>
             </w:r>
             <w:r>
               <w:rPr>
@@ -2128,7 +2148,7 @@
               <w14:ligatures w14:val="none"/>
             </w:rPr>
           </w:pPr>
-          <w:hyperlink w:anchor="_Toc213793015" w:history="1">
+          <w:hyperlink w:anchor="_Toc215598998" w:history="1">
             <w:r>
               <w:rPr>
                 <w:rStyle w:val="Hipervnculo"/>
@@ -2155,7 +2175,7 @@
                 <w:noProof/>
                 <w:webHidden/>
               </w:rPr>
-              <w:instrText xml:space="preserve"> PAGEREF _Toc213793015 \h </w:instrText>
+              <w:instrText xml:space="preserve"> PAGEREF _Toc215598998 \h </w:instrText>
             </w:r>
             <w:r>
               <w:rPr>
@@ -2198,7 +2218,7 @@
               <w14:ligatures w14:val="none"/>
             </w:rPr>
           </w:pPr>
-          <w:hyperlink w:anchor="_Toc213793016" w:history="1">
+          <w:hyperlink w:anchor="_Toc215598999" w:history="1">
             <w:r>
               <w:rPr>
                 <w:rStyle w:val="Hipervnculo"/>
@@ -2225,7 +2245,7 @@
                 <w:noProof/>
                 <w:webHidden/>
               </w:rPr>
-              <w:instrText xml:space="preserve"> PAGEREF _Toc213793016 \h </w:instrText>
+              <w:instrText xml:space="preserve"> PAGEREF _Toc215598999 \h </w:instrText>
             </w:r>
             <w:r>
               <w:rPr>
@@ -2245,7 +2265,7 @@
                 <w:noProof/>
                 <w:webHidden/>
               </w:rPr>
-              <w:t>53</w:t>
+              <w:t>56</w:t>
             </w:r>
             <w:r>
               <w:rPr>
@@ -2268,7 +2288,7 @@
               <w14:ligatures w14:val="none"/>
             </w:rPr>
           </w:pPr>
-          <w:hyperlink w:anchor="_Toc213793017" w:history="1">
+          <w:hyperlink w:anchor="_Toc215599000" w:history="1">
             <w:r>
               <w:rPr>
                 <w:rStyle w:val="Hipervnculo"/>
@@ -2295,7 +2315,7 @@
                 <w:noProof/>
                 <w:webHidden/>
               </w:rPr>
-              <w:instrText xml:space="preserve"> PAGEREF _Toc213793017 \h </w:instrText>
+              <w:instrText xml:space="preserve"> PAGEREF _Toc215599000 \h </w:instrText>
             </w:r>
             <w:r>
               <w:rPr>
@@ -2368,7 +2388,7 @@
         </w:numPr>
         <w:ind w:firstLine="709"/>
       </w:pPr>
-      <w:bookmarkStart w:id="1" w:name="_Toc213792998"/>
+      <w:bookmarkStart w:id="1" w:name="_Toc215598981"/>
       <w:r>
         <w:lastRenderedPageBreak/>
         <w:t>Introducción</w:t>
@@ -2511,23 +2531,6 @@
     <w:p>
       <w:pPr>
         <w:pStyle w:val="Sangradetextonormal"/>
-      </w:pPr>
-      <w:r>
-        <w:t>Estos elementos permitirán desarrollar un proceso que responda adecuadamente a los requerimientos y particularidades de las personas con discapacidad, así como a los lineamientos técnicos establecidos. Para ello, será fundamental revisar previamente los antecedentes y retomar el concepto de valoración de apoyos. </w:t>
-      </w:r>
-      <w:r>
-        <w:br/>
-      </w:r>
-      <w:r>
-        <w:lastRenderedPageBreak/>
-        <w:t> Para comprender la importancia del contenido y los temas abordados, se recomienda acceder al siguiente video: </w:t>
-      </w:r>
-    </w:p>
-    <w:p>
-      <w:pPr>
-        <w:spacing w:before="0" w:after="0" w:line="240" w:lineRule="auto"/>
-        <w:ind w:firstLine="0"/>
-        <w:textAlignment w:val="baseline"/>
         <w:rPr>
           <w:rFonts w:ascii="Segoe UI" w:eastAsia="Times New Roman" w:hAnsi="Segoe UI" w:cs="Segoe UI"/>
           <w:kern w:val="0"/>
@@ -2537,6 +2540,16 @@
           <w14:ligatures w14:val="none"/>
         </w:rPr>
       </w:pPr>
+      <w:r>
+        <w:t>Estos elementos permitirán desarrollar un proceso que responda adecuadamente a los requerimientos y particularidades de las personas con discapacidad, así como a los lineamientos técnicos establecidos. Para ello, será fundamental revisar previamente los antecedentes y retomar el concepto de valoración de apoyos. </w:t>
+      </w:r>
+      <w:r>
+        <w:br/>
+      </w:r>
+      <w:r>
+        <w:lastRenderedPageBreak/>
+        <w:t> Para comprender la importancia del contenido y los temas abordados, se recomienda acceder al siguiente video:</w:t>
+      </w:r>
       <w:r>
         <w:rPr>
           <w:rFonts w:ascii="Arial" w:eastAsia="Times New Roman" w:hAnsi="Arial" w:cs="Arial"/>
@@ -2810,7 +2823,7 @@
       <w:pPr>
         <w:pStyle w:val="Ttulo1"/>
       </w:pPr>
-      <w:bookmarkStart w:id="2" w:name="_Toc213792999"/>
+      <w:bookmarkStart w:id="2" w:name="_Toc215598982"/>
       <w:r>
         <w:lastRenderedPageBreak/>
         <w:t>Antecedentes de la valoración de apoyos</w:t>
@@ -2980,7 +2993,7 @@
       <w:pPr>
         <w:pStyle w:val="Ttulo2"/>
       </w:pPr>
-      <w:bookmarkStart w:id="3" w:name="_Toc213793000"/>
+      <w:bookmarkStart w:id="3" w:name="_Toc215598983"/>
       <w:r>
         <w:t>Descripción</w:t>
       </w:r>
@@ -3231,7 +3244,7 @@
       <w:pPr>
         <w:pStyle w:val="Ttulo2"/>
       </w:pPr>
-      <w:bookmarkStart w:id="5" w:name="_Toc213793001"/>
+      <w:bookmarkStart w:id="5" w:name="_Toc215598984"/>
       <w:r>
         <w:t>Antecedentes</w:t>
       </w:r>
@@ -3967,7 +3980,7 @@
       <w:pPr>
         <w:pStyle w:val="Ttulo1"/>
       </w:pPr>
-      <w:bookmarkStart w:id="6" w:name="_Toc213793002"/>
+      <w:bookmarkStart w:id="6" w:name="_Toc215598985"/>
       <w:r>
         <w:lastRenderedPageBreak/>
         <w:t xml:space="preserve">Concepto </w:t>
@@ -4479,7 +4492,7 @@
       <w:pPr>
         <w:pStyle w:val="Ttulo2"/>
       </w:pPr>
-      <w:bookmarkStart w:id="7" w:name="_Toc213793003"/>
+      <w:bookmarkStart w:id="7" w:name="_Toc215598986"/>
       <w:r>
         <w:t>Habilidades de la persona facilitadora</w:t>
       </w:r>
@@ -4635,7 +4648,7 @@
           <w:rFonts w:eastAsia="Times New Roman"/>
         </w:rPr>
       </w:pPr>
-      <w:bookmarkStart w:id="8" w:name="_Toc213793004"/>
+      <w:bookmarkStart w:id="8" w:name="_Toc215598987"/>
       <w:r>
         <w:rPr>
           <w:rFonts w:eastAsia="Times New Roman"/>
@@ -4738,18 +4751,6 @@
           <w:color w:val="000000" w:themeColor="text1"/>
         </w:rPr>
         <w:t>Partiendo de los Lineamientos y Protocolo Nacional para la Valoración de apoyos en el marco de la Ley 1996 (2020), así como la experiencia del Programa de Atención a Personas con Discapacidad -PAPD- de la Universidad de Antioquia y del Ministerio de la Igualdad: </w:t>
-      </w:r>
-    </w:p>
-    <w:p>
-      <w:pPr>
-        <w:pStyle w:val="Sangra2detindependiente"/>
-        <w:numPr>
-          <w:ilvl w:val="0"/>
-          <w:numId w:val="10"/>
-        </w:numPr>
-      </w:pPr>
-      <w:r>
-        <w:t>No es un diagnóstico médico, psicológico o psiquiátrico. </w:t>
       </w:r>
     </w:p>
     <w:p>
@@ -4767,7 +4768,7 @@
         <w:rPr>
           <w:color w:val="000000" w:themeColor="text1"/>
         </w:rPr>
-        <w:t>No es una herramienta terapéutica. </w:t>
+        <w:t>No es un diagnóstico médico, psicológico o psiquiátrico.</w:t>
       </w:r>
     </w:p>
     <w:p>
@@ -4785,7 +4786,7 @@
         <w:rPr>
           <w:color w:val="000000" w:themeColor="text1"/>
         </w:rPr>
-        <w:t>No es una valoración pedagógica. </w:t>
+        <w:t>No es una herramienta terapéutica. </w:t>
       </w:r>
     </w:p>
     <w:p>
@@ -4803,7 +4804,7 @@
         <w:rPr>
           <w:color w:val="000000" w:themeColor="text1"/>
         </w:rPr>
-        <w:t>No es una valoración ocupacional. </w:t>
+        <w:t>No es una valoración pedagógica. </w:t>
       </w:r>
     </w:p>
     <w:p>
@@ -4821,7 +4822,7 @@
         <w:rPr>
           <w:color w:val="000000" w:themeColor="text1"/>
         </w:rPr>
-        <w:t>No es una valoración de necesidades insatisfechas. </w:t>
+        <w:t>No es una valoración ocupacional. </w:t>
       </w:r>
     </w:p>
     <w:p>
@@ -4839,7 +4840,7 @@
         <w:rPr>
           <w:color w:val="000000" w:themeColor="text1"/>
         </w:rPr>
-        <w:t>No es una certificación de discapacidad. </w:t>
+        <w:t>No es una valoración de necesidades insatisfechas. </w:t>
       </w:r>
     </w:p>
     <w:p>
@@ -4857,7 +4858,7 @@
         <w:rPr>
           <w:color w:val="000000" w:themeColor="text1"/>
         </w:rPr>
-        <w:t>No es una medición de invalidez. </w:t>
+        <w:t>No es una certificación de discapacidad. </w:t>
       </w:r>
     </w:p>
     <w:p>
@@ -4875,6 +4876,24 @@
         <w:rPr>
           <w:color w:val="000000" w:themeColor="text1"/>
         </w:rPr>
+        <w:t>No es una medición de invalidez. </w:t>
+      </w:r>
+    </w:p>
+    <w:p>
+      <w:pPr>
+        <w:pStyle w:val="Prrafodelista"/>
+        <w:numPr>
+          <w:ilvl w:val="0"/>
+          <w:numId w:val="10"/>
+        </w:numPr>
+        <w:rPr>
+          <w:color w:val="000000" w:themeColor="text1"/>
+        </w:rPr>
+      </w:pPr>
+      <w:r>
+        <w:rPr>
+          <w:color w:val="000000" w:themeColor="text1"/>
+        </w:rPr>
         <w:t>No es una valoración del desarrollo para niños, niñas, niñes, adolescentes o personas adultas con discapacidad. </w:t>
       </w:r>
     </w:p>
@@ -4891,7 +4910,13 @@
       </w:r>
       <w:proofErr w:type="gramEnd"/>
       <w:r>
-        <w:t xml:space="preserve"> se presenta un podcast que aborda diversos aspectos relacionados con la valoración de apoyos en Colombia. </w:t>
+        <w:t xml:space="preserve"> se presenta un p</w:t>
+      </w:r>
+      <w:r>
+        <w:t>ó</w:t>
+      </w:r>
+      <w:r>
+        <w:t>dcast que aborda diversos aspectos relacionados con la valoración de apoyos en Colombia. </w:t>
       </w:r>
     </w:p>
     <w:p>
@@ -4963,16 +4988,15 @@
           <w:szCs w:val="28"/>
           <w:lang w:val="es-MX"/>
         </w:rPr>
-        <w:t xml:space="preserve">Alcance y procedimiento de </w:t>
-      </w:r>
-      <w:proofErr w:type="gramStart"/>
+        <w:t>La</w:t>
+      </w:r>
       <w:r>
         <w:rPr>
           <w:rFonts w:cstheme="minorHAnsi"/>
           <w:szCs w:val="28"/>
           <w:lang w:val="es-MX"/>
         </w:rPr>
-        <w:t xml:space="preserve">la </w:t>
+        <w:t xml:space="preserve"> </w:t>
       </w:r>
       <w:r>
         <w:rPr>
@@ -4980,7 +5004,7 @@
           <w:szCs w:val="28"/>
           <w:lang w:val="es-MX"/>
         </w:rPr>
-        <w:t xml:space="preserve"> </w:t>
+        <w:t>V</w:t>
       </w:r>
       <w:r>
         <w:rPr>
@@ -4988,24 +5012,7 @@
           <w:szCs w:val="28"/>
           <w:lang w:val="es-MX"/>
         </w:rPr>
-        <w:t>V</w:t>
-      </w:r>
-      <w:r>
-        <w:rPr>
-          <w:rFonts w:cstheme="minorHAnsi"/>
-          <w:szCs w:val="28"/>
-          <w:lang w:val="es-MX"/>
-        </w:rPr>
-        <w:t>aloración</w:t>
-      </w:r>
-      <w:proofErr w:type="gramEnd"/>
-      <w:r>
-        <w:rPr>
-          <w:rFonts w:cstheme="minorHAnsi"/>
-          <w:szCs w:val="28"/>
-          <w:lang w:val="es-MX"/>
-        </w:rPr>
-        <w:t xml:space="preserve"> de Apoyos en Colombia</w:t>
+        <w:t>aloración de Apoyos en Colombia</w:t>
       </w:r>
     </w:p>
     <w:p>
@@ -5026,10 +5033,10 @@
           <w:lang w:val="es-MX"/>
         </w:rPr>
         <w:drawing>
-          <wp:inline distT="0" distB="0" distL="0" distR="0" wp14:anchorId="6ADEC340" wp14:editId="533AC3FD">
-            <wp:extent cx="6434110" cy="1255594"/>
-            <wp:effectExtent l="0" t="0" r="5080" b="1905"/>
-            <wp:docPr id="4" name="Gráfico 4">
+          <wp:inline distT="0" distB="0" distL="0" distR="0" wp14:anchorId="7B1032DE" wp14:editId="0EFA917A">
+            <wp:extent cx="6332220" cy="1235710"/>
+            <wp:effectExtent l="0" t="0" r="0" b="2540"/>
+            <wp:docPr id="5" name="Gráfico 5">
               <a:extLst xmlns:a="http://schemas.openxmlformats.org/drawingml/2006/main">
                 <a:ext uri="{C183D7F6-B498-43B3-948B-1728B52AA6E4}">
                   <adec:decorative xmlns:adec="http://schemas.microsoft.com/office/drawing/2017/decorative" val="1"/>
@@ -5043,7 +5050,7 @@
               <a:graphicData uri="http://schemas.openxmlformats.org/drawingml/2006/picture">
                 <pic:pic xmlns:pic="http://schemas.openxmlformats.org/drawingml/2006/picture">
                   <pic:nvPicPr>
-                    <pic:cNvPr id="4" name="Gráfico 4">
+                    <pic:cNvPr id="5" name="Gráfico 5">
                       <a:extLst>
                         <a:ext uri="{C183D7F6-B498-43B3-948B-1728B52AA6E4}">
                           <adec:decorative xmlns:adec="http://schemas.microsoft.com/office/drawing/2017/decorative" val="1"/>
@@ -5070,7 +5077,7 @@
                   <pic:spPr>
                     <a:xfrm>
                       <a:off x="0" y="0"/>
-                      <a:ext cx="6492081" cy="1266907"/>
+                      <a:ext cx="6332220" cy="1235710"/>
                     </a:xfrm>
                     <a:prstGeom prst="rect">
                       <a:avLst/>
@@ -5133,7 +5140,30 @@
                 <w:rFonts w:cstheme="minorHAnsi"/>
                 <w:b/>
               </w:rPr>
-              <w:t xml:space="preserve">: </w:t>
+              <w:t>:</w:t>
+            </w:r>
+            <w:r>
+              <w:rPr>
+                <w:rFonts w:cstheme="minorHAnsi"/>
+                <w:bCs/>
+              </w:rPr>
+              <w:t xml:space="preserve"> </w:t>
+            </w:r>
+            <w:r>
+              <w:rPr>
+                <w:rFonts w:cstheme="minorHAnsi"/>
+                <w:bCs/>
+              </w:rPr>
+              <w:t>L</w:t>
+            </w:r>
+            <w:r>
+              <w:rPr>
+                <w:rFonts w:cstheme="minorHAnsi"/>
+                <w:bCs/>
+                <w:szCs w:val="28"/>
+                <w:lang w:val="es-MX"/>
+              </w:rPr>
+              <w:t>a</w:t>
             </w:r>
             <w:r>
               <w:rPr>
@@ -5141,7 +5171,47 @@
                 <w:szCs w:val="28"/>
                 <w:lang w:val="es-MX"/>
               </w:rPr>
-              <w:t>Alcance y procedimiento de la valoración de apoyos</w:t>
+              <w:t xml:space="preserve"> </w:t>
+            </w:r>
+            <w:r>
+              <w:rPr>
+                <w:rFonts w:cstheme="minorHAnsi"/>
+                <w:szCs w:val="28"/>
+                <w:lang w:val="es-MX"/>
+              </w:rPr>
+              <w:t>V</w:t>
+            </w:r>
+            <w:r>
+              <w:rPr>
+                <w:rFonts w:cstheme="minorHAnsi"/>
+                <w:szCs w:val="28"/>
+                <w:lang w:val="es-MX"/>
+              </w:rPr>
+              <w:t xml:space="preserve">aloración de </w:t>
+            </w:r>
+            <w:r>
+              <w:rPr>
+                <w:rFonts w:cstheme="minorHAnsi"/>
+                <w:szCs w:val="28"/>
+                <w:lang w:val="es-MX"/>
+              </w:rPr>
+              <w:t>A</w:t>
+            </w:r>
+            <w:r>
+              <w:rPr>
+                <w:rFonts w:cstheme="minorHAnsi"/>
+                <w:szCs w:val="28"/>
+                <w:lang w:val="es-MX"/>
+              </w:rPr>
+              <w:t>poyos</w:t>
+            </w:r>
+            <w:r>
+              <w:rPr>
+                <w:rFonts w:cstheme="minorHAnsi"/>
+                <w:szCs w:val="28"/>
+                <w:lang w:val="es-MX"/>
+              </w:rPr>
+              <w:t xml:space="preserve"> en Colombia</w:t>
             </w:r>
           </w:p>
         </w:tc>
@@ -5326,7 +5396,13 @@
           </w:p>
           <w:p>
             <w:r>
-              <w:t>Colombia ha avanzado bastante. La ley 1996 de 2019 reconoce el derecho de las personas con discapacidad</w:t>
+              <w:t xml:space="preserve">Colombia ha avanzado bastante. La </w:t>
+            </w:r>
+            <w:r>
+              <w:t>Le</w:t>
+            </w:r>
+            <w:r>
+              <w:t>y 1996 de 2019 reconoce el derecho de las personas con discapacidad</w:t>
             </w:r>
             <w:r>
               <w:t xml:space="preserve"> a decidir con apoyo</w:t>
@@ -5773,7 +5849,7 @@
       <w:pPr>
         <w:pStyle w:val="Ttulo1"/>
       </w:pPr>
-      <w:bookmarkStart w:id="9" w:name="_Toc213793005"/>
+      <w:bookmarkStart w:id="9" w:name="_Toc215598988"/>
       <w:r>
         <w:lastRenderedPageBreak/>
         <w:t>Descripción del proceso técnico de la valoración de apoyos</w:t>
@@ -6292,6 +6368,9 @@
       <w:r>
         <w:t>La no formalización de apoyos, existen apoyos que no es obligatorio formalizarlos como por ejemplo los que se presentan de manera natural en la familia y la comunidad</w:t>
       </w:r>
+      <w:r>
+        <w:t>.</w:t>
+      </w:r>
     </w:p>
     <w:p>
       <w:pPr>
@@ -6316,27 +6395,19 @@
       </w:r>
     </w:p>
     <w:p>
-      <w:r>
-        <w:t>El diagnóstico participativo en salud ambiental es un proceso metodológico que busca identificar y comprender</w:t>
-      </w:r>
-      <w:r>
-        <w:t>.</w:t>
-      </w:r>
-      <w:r>
-        <w:t> </w:t>
-      </w:r>
-    </w:p>
-    <w:p>
-      <w:pPr>
-        <w:pStyle w:val="paragraph"/>
-        <w:spacing w:before="0" w:beforeAutospacing="0" w:after="0" w:afterAutospacing="0"/>
-        <w:textAlignment w:val="baseline"/>
+      <w:pPr>
         <w:rPr>
           <w:rFonts w:ascii="Segoe UI" w:hAnsi="Segoe UI" w:cs="Segoe UI"/>
           <w:sz w:val="18"/>
           <w:szCs w:val="18"/>
         </w:rPr>
       </w:pPr>
+      <w:r>
+        <w:t>El diagnóstico participativo en salud ambiental es un proceso metodológico que busca identificar y comprender</w:t>
+      </w:r>
+      <w:r>
+        <w:t>.</w:t>
+      </w:r>
       <w:r>
         <w:rPr>
           <w:rStyle w:val="eop"/>
@@ -6351,7 +6422,7 @@
       <w:pPr>
         <w:pStyle w:val="Ttulo2"/>
       </w:pPr>
-      <w:bookmarkStart w:id="10" w:name="_Toc213793006"/>
+      <w:bookmarkStart w:id="10" w:name="_Toc215598989"/>
       <w:r>
         <w:t>Contenido de la solicitud</w:t>
       </w:r>
@@ -6632,6 +6703,10 @@
       <w:pPr>
         <w:pStyle w:val="Prrafodelista"/>
         <w:ind w:firstLine="0"/>
+        <w:rPr>
+          <w:b/>
+          <w:bCs/>
+        </w:rPr>
       </w:pPr>
       <w:r>
         <w:t>I</w:t>
@@ -6647,6 +6722,10 @@
           <w:ilvl w:val="0"/>
           <w:numId w:val="16"/>
         </w:numPr>
+        <w:rPr>
+          <w:b/>
+          <w:bCs/>
+        </w:rPr>
       </w:pPr>
       <w:r>
         <w:rPr>
@@ -6702,6 +6781,9 @@
       </w:pPr>
       <w:r>
         <w:lastRenderedPageBreak/>
+        <w:t xml:space="preserve"> </w:t>
+      </w:r>
+      <w:r>
         <w:t>Uso de herramientas tecnológicas</w:t>
       </w:r>
     </w:p>
@@ -6726,6 +6808,9 @@
         </w:numPr>
       </w:pPr>
       <w:r>
+        <w:t xml:space="preserve"> </w:t>
+      </w:r>
+      <w:r>
         <w:t>Valoraciones previas</w:t>
       </w:r>
     </w:p>
@@ -6750,6 +6835,9 @@
         </w:numPr>
       </w:pPr>
       <w:r>
+        <w:t xml:space="preserve"> </w:t>
+      </w:r>
+      <w:r>
         <w:t>Valoraciones incompletas</w:t>
       </w:r>
     </w:p>
@@ -6774,6 +6862,9 @@
         </w:numPr>
       </w:pPr>
       <w:r>
+        <w:t xml:space="preserve"> </w:t>
+      </w:r>
+      <w:r>
         <w:t>Formalización de acuerdos de apoyo</w:t>
       </w:r>
     </w:p>
@@ -6797,6 +6888,9 @@
           <w:numId w:val="16"/>
         </w:numPr>
       </w:pPr>
+      <w:r>
+        <w:t xml:space="preserve"> </w:t>
+      </w:r>
       <w:r>
         <w:t>Documentación requerida</w:t>
       </w:r>
@@ -6893,7 +6987,7 @@
       <w:pPr>
         <w:pStyle w:val="Ttulo2"/>
       </w:pPr>
-      <w:bookmarkStart w:id="11" w:name="_Toc213793007"/>
+      <w:bookmarkStart w:id="11" w:name="_Toc215598990"/>
       <w:r>
         <w:t>Preparación o aprestamiento de la valoración de apoyos</w:t>
       </w:r>
@@ -7437,7 +7531,7 @@
       <w:pPr>
         <w:pStyle w:val="Ttulo2"/>
       </w:pPr>
-      <w:bookmarkStart w:id="12" w:name="_Toc213793008"/>
+      <w:bookmarkStart w:id="12" w:name="_Toc215598991"/>
       <w:r>
         <w:t>Entrevista previa: consideraciones y recomendaciones para tener en cuenta</w:t>
       </w:r>
@@ -8473,7 +8567,7 @@
       <w:pPr>
         <w:pStyle w:val="Ttulo1"/>
       </w:pPr>
-      <w:bookmarkStart w:id="13" w:name="_Toc213793009"/>
+      <w:bookmarkStart w:id="13" w:name="_Toc215598992"/>
       <w:r>
         <w:lastRenderedPageBreak/>
         <w:t>Aspectos adicionales para tener en cuenta en la valoración de apoyos </w:t>
@@ -8517,7 +8611,7 @@
       <w:pPr>
         <w:pStyle w:val="Ttulo2"/>
       </w:pPr>
-      <w:bookmarkStart w:id="14" w:name="_Toc213793010"/>
+      <w:bookmarkStart w:id="14" w:name="_Toc215598993"/>
       <w:r>
         <w:t>Asistencias personales y apoyos humanos</w:t>
       </w:r>
@@ -8547,21 +8641,16 @@
       </w:r>
     </w:p>
     <w:p>
-      <w:r>
-        <w:t> Es esencial reconocer los distintos niveles de asistencia que las personas con discapacidad reciben en su entorno cercano, ya sea por vínculos de parentesco, amistad o confianza. Este último elemento —la confianza— es clave, ya que no solo se basa en la cercanía afectiva, sino también en la posibilidad de contar con personas expertas que faciliten la comprensión, como intérpretes de lengua de señas u otras figuras especializadas. </w:t>
-      </w:r>
-    </w:p>
-    <w:p>
-      <w:pPr>
-        <w:pStyle w:val="paragraph"/>
-        <w:spacing w:before="0" w:beforeAutospacing="0" w:after="0" w:afterAutospacing="0"/>
-        <w:textAlignment w:val="baseline"/>
+      <w:pPr>
         <w:rPr>
           <w:rFonts w:ascii="Segoe UI" w:hAnsi="Segoe UI" w:cs="Segoe UI"/>
           <w:sz w:val="18"/>
           <w:szCs w:val="18"/>
         </w:rPr>
       </w:pPr>
+      <w:r>
+        <w:t> Es esencial reconocer los distintos niveles de asistencia que las personas con discapacidad reciben en su entorno cercano, ya sea por vínculos de parentesco, amistad o confianza. Este último elemento —la confianza— es clave, ya que no solo se basa en la cercanía afectiva, sino también en la posibilidad de contar con personas expertas que faciliten la comprensión, como intérpretes de lengua de señas u otras figuras especializadas.</w:t>
+      </w:r>
       <w:r>
         <w:rPr>
           <w:rStyle w:val="eop"/>
@@ -8576,7 +8665,7 @@
       <w:pPr>
         <w:pStyle w:val="Ttulo2"/>
       </w:pPr>
-      <w:bookmarkStart w:id="15" w:name="_Toc213793011"/>
+      <w:bookmarkStart w:id="15" w:name="_Toc215598994"/>
       <w:r>
         <w:t>Ayudas vivas</w:t>
       </w:r>
@@ -8611,7 +8700,7 @@
       <w:pPr>
         <w:pStyle w:val="Ttulo2"/>
       </w:pPr>
-      <w:bookmarkStart w:id="16" w:name="_Toc213793012"/>
+      <w:bookmarkStart w:id="16" w:name="_Toc215598995"/>
       <w:r>
         <w:t>Apoyos tecnológicos y técnicos</w:t>
       </w:r>
@@ -8855,6 +8944,9 @@
         </w:tc>
       </w:tr>
       <w:tr>
+        <w:trPr>
+          <w:trHeight w:val="987"/>
+        </w:trPr>
         <w:tc>
           <w:tcPr>
             <w:tcW w:w="9962" w:type="dxa"/>
@@ -9129,7 +9221,7 @@
           <w:numId w:val="0"/>
         </w:numPr>
       </w:pPr>
-      <w:bookmarkStart w:id="17" w:name="_Toc213793013"/>
+      <w:bookmarkStart w:id="17" w:name="_Toc215598996"/>
       <w:r>
         <w:lastRenderedPageBreak/>
         <w:t>Síntesis</w:t>
@@ -9178,10 +9270,10 @@
         </w:rPr>
         <w:lastRenderedPageBreak/>
         <w:drawing>
-          <wp:inline distT="0" distB="0" distL="0" distR="0" wp14:anchorId="51C5302A" wp14:editId="134F17FD">
+          <wp:inline distT="0" distB="0" distL="0" distR="0" wp14:anchorId="734B39F6" wp14:editId="2B94F42A">
             <wp:extent cx="6332220" cy="3268345"/>
             <wp:effectExtent l="0" t="0" r="0" b="8255"/>
-            <wp:docPr id="3" name="Gráfico 3" descr="Síntesis del componente formativo sobre la valoración de apoyos. El diagrama expone cuatro bloques principales: antecedentes, concepto, proceso técnico y aspectos adicionales. Cada bloque despliega sus subtemas: descripción y antecedentes; habilidades de la persona facilitadora y qué no es una valoración; contenido de la solicitud, preparación y entrevista previa; y finalmente asistencias personales, ayudas vivas y apoyos tecnológicos."/>
+            <wp:docPr id="8" name="Gráfico 8" descr="Síntesis del componente formativo sobre la valoración de apoyos. El diagrama expone cuatro bloques principales: antecedentes, concepto, proceso técnico y aspectos adicionales. Cada bloque despliega sus subtemas: descripción y antecedentes; habilidades de la persona facilitadora y qué no es una valoración; contenido de la solicitud, preparación y entrevista previa; y finalmente asistencias personales, ayudas vivas y apoyos tecnológicos."/>
             <wp:cNvGraphicFramePr>
               <a:graphicFrameLocks xmlns:a="http://schemas.openxmlformats.org/drawingml/2006/main" noChangeAspect="1"/>
             </wp:cNvGraphicFramePr>
@@ -9189,7 +9281,7 @@
               <a:graphicData uri="http://schemas.openxmlformats.org/drawingml/2006/picture">
                 <pic:pic xmlns:pic="http://schemas.openxmlformats.org/drawingml/2006/picture">
                   <pic:nvPicPr>
-                    <pic:cNvPr id="3" name="Gráfico 3" descr="Síntesis del componente formativo sobre la valoración de apoyos. El diagrama expone cuatro bloques principales: antecedentes, concepto, proceso técnico y aspectos adicionales. Cada bloque despliega sus subtemas: descripción y antecedentes; habilidades de la persona facilitadora y qué no es una valoración; contenido de la solicitud, preparación y entrevista previa; y finalmente asistencias personales, ayudas vivas y apoyos tecnológicos."/>
+                    <pic:cNvPr id="8" name="Gráfico 8" descr="Síntesis del componente formativo sobre la valoración de apoyos. El diagrama expone cuatro bloques principales: antecedentes, concepto, proceso técnico y aspectos adicionales. Cada bloque despliega sus subtemas: descripción y antecedentes; habilidades de la persona facilitadora y qué no es una valoración; contenido de la solicitud, preparación y entrevista previa; y finalmente asistencias personales, ayudas vivas y apoyos tecnológicos."/>
                     <pic:cNvPicPr/>
                   </pic:nvPicPr>
                   <pic:blipFill>
@@ -9225,6 +9317,18 @@
     </w:p>
     <w:p>
       <w:pPr>
+        <w:ind w:firstLine="0"/>
+        <w:jc w:val="center"/>
+      </w:pPr>
+    </w:p>
+    <w:p>
+      <w:pPr>
+        <w:ind w:firstLine="0"/>
+        <w:jc w:val="center"/>
+      </w:pPr>
+    </w:p>
+    <w:p>
+      <w:pPr>
         <w:spacing w:before="0" w:after="160" w:line="259" w:lineRule="auto"/>
         <w:ind w:firstLine="0"/>
         <w:rPr>
@@ -9246,7 +9350,7 @@
           <w:numId w:val="0"/>
         </w:numPr>
       </w:pPr>
-      <w:bookmarkStart w:id="18" w:name="_Toc213793014"/>
+      <w:bookmarkStart w:id="18" w:name="_Toc215598997"/>
       <w:r>
         <w:lastRenderedPageBreak/>
         <w:t>Material complementario</w:t>
@@ -9505,7 +9609,7 @@
           <w:numId w:val="0"/>
         </w:numPr>
       </w:pPr>
-      <w:bookmarkStart w:id="19" w:name="_Toc213793015"/>
+      <w:bookmarkStart w:id="19" w:name="_Toc215598998"/>
       <w:r>
         <w:lastRenderedPageBreak/>
         <w:t>Glosario</w:t>
@@ -9516,7 +9620,6 @@
       <w:pPr>
         <w:pStyle w:val="Sangradetextonormal"/>
       </w:pPr>
-      <w:bookmarkStart w:id="20" w:name="_Toc213793016"/>
       <w:r>
         <w:rPr>
           <w:b/>
@@ -9527,6 +9630,9 @@
       <w:r>
         <w:t>: se entenderán las modificaciones y adaptaciones necesarias y adecuadas que no impongan una carga desproporcionada o indebida, cuando se requieran en un caso particular, para garantizar a las personas con discapacidad el goce o ejercicio, en igualdad de condiciones con las demás, de todos los derechos humanos y libertades fundamentales. (Convención sobre los derechos de las personas con discapacidad, 2006, art. 2)</w:t>
       </w:r>
+      <w:r>
+        <w:t>.</w:t>
+      </w:r>
     </w:p>
     <w:p>
       <w:pPr>
@@ -9542,6 +9648,9 @@
       <w:r>
         <w:t>: los apoyos de los que trata la presente ley son tipos de asistencia que se prestan a la persona con discapacidad para facilitar el ejercicio de su capacidad legal. Esto puede incluir la asistencia en la comunicación, la asistencia para la comprensión de actos jurídicos y sus consecuencias, y la asistencia en la manifestación de la voluntad y preferencias personales. (Ley 1996, 2019, Colombia, art. 3)</w:t>
       </w:r>
+      <w:r>
+        <w:t>.</w:t>
+      </w:r>
     </w:p>
     <w:p>
       <w:r>
@@ -9554,6 +9663,9 @@
       <w:r>
         <w:t>: en todas las actuaciones se respetará el derecho de las personas a autodeterminarse, a tomar sus propias decisiones, a equivocarse, a su independencia y al libre desarrollo de la personalidad conforme a la voluntad, deseos y preferencias propias, siempre y cuando estos no sean contrarios a la Constitución, a la ley y a los reglamentos internos que rigen las entidades públicas y privadas. (Ley 1996, 2019, Colombia, art. 4)</w:t>
       </w:r>
+      <w:r>
+        <w:t>.</w:t>
+      </w:r>
     </w:p>
     <w:p>
       <w:r>
@@ -9570,6 +9682,9 @@
         <w:lastRenderedPageBreak/>
         <w:t>la consulta, al conocimiento y, en general, el desarrollo en condiciones de igualdad del proceso comunicativo de las personas con discapacidad a través de cualquier medio o modo de comunicación, incluidas las dificultades en la interacción comunicativa; y físicas, cuando existen obstáculos materiales, tangibles o construidos que impiden o dificultan el acceso y el uso de espacios, objetos y servicios de carácter público y privado, en condiciones de igualdad por parte de las personas con discapacidad. (Ley 1618, 2013, Colombia, art. 2)</w:t>
       </w:r>
+      <w:r>
+        <w:t>.</w:t>
+      </w:r>
     </w:p>
     <w:p>
       <w:pPr>
@@ -9585,6 +9700,9 @@
       <w:r>
         <w:t>: según la Corte Constitucional colombiana, es la capacidad de goce y capacidad de ejercicio. La capacidad de goce es la aptitud general que tiene toda persona natural o jurídica para ser sujeto de derechos y obligaciones, y es, sin duda alguna, el atributo esencial de la personalidad jurídica. La capacidad de ejercicio consiste en la habilidad que la ley le reconoce a una persona para poderse obligar por sí misma, sin la intervención o autorización de otra. Implica, entonces, el poder realizar negocios jurídicos e intervenir en el comercio jurídico, sin que para ello requiera acudir a otro. (Corte Constitucional, Sentencia C-983 de 2002, M. P. Dr. Jaime Córdoba Triviño)</w:t>
       </w:r>
+      <w:r>
+        <w:t>.</w:t>
+      </w:r>
     </w:p>
     <w:p>
       <w:r>
@@ -9595,17 +9713,41 @@
         <w:t>Derechos Humanos</w:t>
       </w:r>
       <w:r>
-        <w:t>: los derechos humanos son derechos inherentes a todos los seres humanos, sin distinción alguna de raza, sexo, nacionalidad, origen étnico, lengua, religión o cualquier otra condición. Entre los derechos humanos se incluyen el derecho a la vida y a la libertad, a no estar sometido ni a esclavitud ni a torturas, a la libertad de opinión y de expresión, a la educación y al trabajo, entre otros muchos. Estos derechos corresponden a todas las personas, sin discriminación alguna. (ONU, https://www.un.org/es/global-issues/human-rights)</w:t>
-      </w:r>
-    </w:p>
-    <w:p>
-      <w:r>
-        <w:t xml:space="preserve">Discapacidad: es un concepto que evoluciona y que resulta de la interacción entre las personas con deficiencias y las barreras debidas a la actitud y al entorno que </w:t>
+        <w:t xml:space="preserve">: los derechos humanos son derechos inherentes a todos los seres humanos, sin distinción alguna de raza, sexo, nacionalidad, origen étnico, lengua, religión o cualquier otra condición. Entre los derechos humanos se incluyen el derecho a la vida y a la libertad, a no estar sometido ni a esclavitud ni a torturas, a la libertad de opinión y de expresión, a la educación y al trabajo, entre otros muchos. Estos derechos corresponden a todas las personas, sin discriminación alguna. (ONU, </w:t>
+      </w:r>
+      <w:hyperlink r:id="rId26" w:history="1">
+        <w:r>
+          <w:rPr>
+            <w:rStyle w:val="Hipervnculo"/>
+          </w:rPr>
+          <w:t>https://www.un.org/es/global-issues/human-rights</w:t>
+        </w:r>
+      </w:hyperlink>
+      <w:r>
+        <w:t>)</w:t>
+      </w:r>
+      <w:r>
+        <w:t>.</w:t>
+      </w:r>
+    </w:p>
+    <w:p>
+      <w:r>
+        <w:rPr>
+          <w:b/>
+          <w:bCs/>
+        </w:rPr>
+        <w:t>Discapacidad</w:t>
+      </w:r>
+      <w:r>
+        <w:t xml:space="preserve">: es un concepto que evoluciona y que resulta de la interacción entre las personas con deficiencias y las barreras debidas a la actitud y al entorno que </w:t>
       </w:r>
       <w:r>
         <w:lastRenderedPageBreak/>
         <w:t>evitan su participación plena y efectiva en la sociedad, en igualdad de condiciones con las demás. (Convención sobre los derechos de las personas con discapacidad, 2006, preámbulo)</w:t>
       </w:r>
+      <w:r>
+        <w:t>.</w:t>
+      </w:r>
     </w:p>
     <w:p>
       <w:r>
@@ -9618,6 +9760,9 @@
       <w:r>
         <w:t>: es la persona natural designada por la entidad pública o privada para coordinar y llevar a cabo el proceso de valoración de apoyos de acuerdo con los lineamientos y el protocolo nacional para la realización de la valoración de apoyos expedidos por el ente rector del Sistema Nacional de Discapacidad. (Decreto 487, 2022, Colombia, art. 2.8.2.5.1)</w:t>
       </w:r>
+      <w:r>
+        <w:t>.</w:t>
+      </w:r>
     </w:p>
     <w:p>
       <w:r>
@@ -9629,6 +9774,9 @@
       </w:r>
       <w:r>
         <w:t>: es el proceso que se realiza con base en estándares técnicos, que tiene como finalidad determinar cuáles son los apoyos formales que requiere una persona para tomar decisiones relacionadas con el ejercicio de su capacidad legal. (Ley 1996, 2019, Colombia, art. 3)</w:t>
+      </w:r>
+      <w:r>
+        <w:t>.</w:t>
       </w:r>
     </w:p>
     <w:p>
@@ -9661,6 +9809,7 @@
           <w:numId w:val="0"/>
         </w:numPr>
       </w:pPr>
+      <w:bookmarkStart w:id="20" w:name="_Toc215598999"/>
       <w:r>
         <w:lastRenderedPageBreak/>
         <w:t>Referencias bibliográficas</w:t>
@@ -9689,7 +9838,7 @@
       </w:r>
     </w:p>
     <w:p>
-      <w:hyperlink r:id="rId26" w:history="1">
+      <w:hyperlink r:id="rId27" w:history="1">
         <w:r>
           <w:rPr>
             <w:rStyle w:val="Hipervnculo"/>
@@ -9704,7 +9853,7 @@
       </w:r>
     </w:p>
     <w:p>
-      <w:hyperlink r:id="rId27" w:history="1">
+      <w:hyperlink r:id="rId28" w:history="1">
         <w:r>
           <w:rPr>
             <w:rStyle w:val="Hipervnculo"/>
@@ -9719,7 +9868,7 @@
       </w:r>
     </w:p>
     <w:p>
-      <w:hyperlink r:id="rId28" w:history="1">
+      <w:hyperlink r:id="rId29" w:history="1">
         <w:r>
           <w:rPr>
             <w:rStyle w:val="Hipervnculo"/>
@@ -9734,7 +9883,7 @@
       </w:r>
     </w:p>
     <w:p>
-      <w:hyperlink r:id="rId29" w:history="1">
+      <w:hyperlink r:id="rId30" w:history="1">
         <w:r>
           <w:rPr>
             <w:rStyle w:val="Hipervnculo"/>
@@ -9754,7 +9903,7 @@
       </w:r>
     </w:p>
     <w:p>
-      <w:hyperlink r:id="rId30" w:history="1">
+      <w:hyperlink r:id="rId31" w:history="1">
         <w:r>
           <w:rPr>
             <w:rStyle w:val="Hipervnculo"/>
@@ -9777,7 +9926,7 @@
       </w:r>
     </w:p>
     <w:p>
-      <w:hyperlink r:id="rId31" w:history="1">
+      <w:hyperlink r:id="rId32" w:history="1">
         <w:r>
           <w:rPr>
             <w:rStyle w:val="Hipervnculo"/>
@@ -9792,7 +9941,7 @@
       </w:r>
     </w:p>
     <w:p>
-      <w:hyperlink r:id="rId32" w:history="1">
+      <w:hyperlink r:id="rId33" w:history="1">
         <w:r>
           <w:rPr>
             <w:rStyle w:val="Hipervnculo"/>
@@ -9807,7 +9956,7 @@
       </w:r>
     </w:p>
     <w:p>
-      <w:hyperlink r:id="rId33" w:history="1">
+      <w:hyperlink r:id="rId34" w:history="1">
         <w:r>
           <w:rPr>
             <w:rStyle w:val="Hipervnculo"/>
@@ -9822,7 +9971,7 @@
       </w:r>
     </w:p>
     <w:p>
-      <w:hyperlink r:id="rId34" w:history="1">
+      <w:hyperlink r:id="rId35" w:history="1">
         <w:r>
           <w:rPr>
             <w:rStyle w:val="Hipervnculo"/>
@@ -9837,7 +9986,7 @@
       </w:r>
     </w:p>
     <w:p>
-      <w:hyperlink r:id="rId35" w:history="1">
+      <w:hyperlink r:id="rId36" w:history="1">
         <w:r>
           <w:rPr>
             <w:rStyle w:val="Hipervnculo"/>
@@ -9852,7 +10001,7 @@
       </w:r>
     </w:p>
     <w:p>
-      <w:hyperlink r:id="rId36" w:history="1">
+      <w:hyperlink r:id="rId37" w:history="1">
         <w:r>
           <w:rPr>
             <w:rStyle w:val="Hipervnculo"/>
@@ -9895,7 +10044,7 @@
           <w:numId w:val="0"/>
         </w:numPr>
       </w:pPr>
-      <w:bookmarkStart w:id="21" w:name="_Toc213793017"/>
+      <w:bookmarkStart w:id="21" w:name="_Toc215599000"/>
       <w:r>
         <w:lastRenderedPageBreak/>
         <w:t>Créditos</w:t>
@@ -11636,8 +11785,8 @@
       </w:pPr>
     </w:p>
     <w:sectPr>
-      <w:headerReference w:type="default" r:id="rId37"/>
-      <w:footerReference w:type="default" r:id="rId38"/>
+      <w:headerReference w:type="default" r:id="rId38"/>
+      <w:footerReference w:type="default" r:id="rId39"/>
       <w:pgSz w:w="12240" w:h="15840"/>
       <w:pgMar w:top="1701" w:right="1134" w:bottom="1134" w:left="1134" w:header="709" w:footer="737" w:gutter="0"/>
       <w:pgNumType w:start="1"/>
@@ -16226,7 +16375,6 @@
   <w:style w:type="character" w:default="1" w:styleId="Fuentedeprrafopredeter">
     <w:name w:val="Default Paragraph Font"/>
     <w:uiPriority w:val="1"/>
-    <w:semiHidden/>
     <w:unhideWhenUsed/>
   </w:style>
   <w:style w:type="table" w:default="1" w:styleId="Tablanormal">
@@ -18194,13 +18342,13 @@
 </file>
 
 <file path=customXml/itemProps2.xml><?xml version="1.0" encoding="utf-8"?>
-<ds:datastoreItem xmlns:ds="http://schemas.openxmlformats.org/officeDocument/2006/customXml" ds:itemID="{19097706-773E-4598-BA00-D085BC9E0C0F}"/>
+<ds:datastoreItem xmlns:ds="http://schemas.openxmlformats.org/officeDocument/2006/customXml" ds:itemID="{0F698971-58D1-4E01-A4EF-A7A3082D55D4}"/>
 </file>
 
 <file path=customXml/itemProps3.xml><?xml version="1.0" encoding="utf-8"?>
-<ds:datastoreItem xmlns:ds="http://schemas.openxmlformats.org/officeDocument/2006/customXml" ds:itemID="{01A11493-13D9-48AB-8240-D55350426F7F}"/>
+<ds:datastoreItem xmlns:ds="http://schemas.openxmlformats.org/officeDocument/2006/customXml" ds:itemID="{49C7A0BC-23E5-4977-BB8E-89FF4D6E8756}"/>
 </file>
 
 <file path=customXml/itemProps4.xml><?xml version="1.0" encoding="utf-8"?>
-<ds:datastoreItem xmlns:ds="http://schemas.openxmlformats.org/officeDocument/2006/customXml" ds:itemID="{AA024491-AD67-4619-8AE0-0F7BBF883935}"/>
+<ds:datastoreItem xmlns:ds="http://schemas.openxmlformats.org/officeDocument/2006/customXml" ds:itemID="{F5948F75-8328-42CE-9AEB-C751C262069E}"/>
 </file>